--- a/Doc/Signature-and-Verification-TOOL-Doc_v0.91.docx
+++ b/Doc/Signature-and-Verification-TOOL-Doc_v0.91.docx
@@ -7,16 +7,28 @@
         <w:pStyle w:val="Title"/>
       </w:pPr>
       <w:r>
-        <w:t>SigningAuthorisation – Technische Dokumentation (DE)</w:t>
+        <w:t>SigningAuthorisation – Technische Dokumentation</w:t>
       </w:r>
     </w:p>
     <w:p>
       <w:r>
-        <w:t>Version: 1.4 (Keystore-Support, Protected Header Ausgabe)</w:t>
+        <w:rPr>
+          <w:rFonts w:ascii="Calibri" w:hAnsi="Calibri" w:eastAsia="Calibri"/>
+          <w:b w:val="0"/>
+          <w:i w:val="0"/>
+          <w:sz w:val="22"/>
+        </w:rPr>
+        <w:t>Version 1.6 – Stand: 2025-11-05</w:t>
       </w:r>
     </w:p>
     <w:p>
       <w:r>
+        <w:rPr>
+          <w:rFonts w:ascii="Calibri" w:hAnsi="Calibri" w:eastAsia="Calibri"/>
+          <w:b w:val="0"/>
+          <w:i w:val="0"/>
+          <w:sz w:val="22"/>
+        </w:rPr>
         <w:t>© 2025 Artificial Robotics / Development Project</w:t>
       </w:r>
     </w:p>
@@ -34,11 +46,108 @@
       </w:r>
     </w:p>
     <w:p>
+      <w:r>
+        <w:rPr>
+          <w:rFonts w:ascii="Calibri" w:hAnsi="Calibri" w:eastAsia="Calibri"/>
+          <w:b w:val="0"/>
+          <w:i w:val="0"/>
+          <w:sz w:val="22"/>
+        </w:rPr>
+        <w:t>Die Anwendung „SigningAuthorisation“ dient zur Erstellung und Überprüfung digitaler Signaturen auf Basis von JSON Web Signature (JWS) und JAdES (JSON Advanced Electronic Signatures).</w:t>
+      </w:r>
+    </w:p>
+    <w:p>
+      <w:r>
+        <w:rPr>
+          <w:rFonts w:ascii="Calibri" w:hAnsi="Calibri" w:eastAsia="Calibri"/>
+          <w:b w:val="0"/>
+          <w:i w:val="0"/>
+          <w:sz w:val="22"/>
+        </w:rPr>
+        <w:t>Das Tool unterstützt verschiedene Anwendungsfälle: einfache kryptografische Signaturen (JWS), fortgeschrittene und qualifizierte elektronische Signaturen (JAdES/eIDAS), Detached-Signaturen, RFC-7797-konforme unencoded payloads (b64=false), die optionale JSON-Kanonisierung (RFC 8785, JCS), sowie den Einsatz von Datei-basierten oder Keystore-basierten Schlüsseln.</w:t>
+      </w:r>
+    </w:p>
+    <w:p>
+      <w:r>
+        <w:rPr>
+          <w:rFonts w:ascii="Calibri" w:hAnsi="Calibri" w:eastAsia="Calibri"/>
+          <w:b w:val="0"/>
+          <w:i w:val="0"/>
+          <w:sz w:val="22"/>
+        </w:rPr>
+        <w:t>Relevante Standards und Spezifikationen:</w:t>
+      </w:r>
+    </w:p>
+    <w:p>
       <w:pPr>
-        <w:jc w:val="left"/>
+        <w:pStyle w:val="ListBullet"/>
       </w:pPr>
       <w:r>
-        <w:t>Die Anwendung SigningAuthorisation dient der Erstellung und Überprüfung digitaler Signaturen nach dem Standard JSON Web Signature (JWS) und dem europäischen Profil JAdES (ETSI TS 119 182). Sie unterstützt technische (crypto-only) und eIDAS-nahe Szenarien. Die Anwendung wird im Batch-Modus über die Kommandozeile ausgeführt.</w:t>
+        <w:rPr>
+          <w:rFonts w:ascii="Calibri" w:hAnsi="Calibri" w:eastAsia="Calibri"/>
+          <w:sz w:val="22"/>
+        </w:rPr>
+        <w:t>RFC 7515 – JSON Web Signature (JWS)</w:t>
+      </w:r>
+    </w:p>
+    <w:p>
+      <w:pPr>
+        <w:pStyle w:val="ListBullet"/>
+      </w:pPr>
+      <w:r>
+        <w:rPr>
+          <w:rFonts w:ascii="Calibri" w:hAnsi="Calibri" w:eastAsia="Calibri"/>
+          <w:sz w:val="22"/>
+        </w:rPr>
+        <w:t>RFC 7518 – JSON Web Algorithms (JWA)</w:t>
+      </w:r>
+    </w:p>
+    <w:p>
+      <w:pPr>
+        <w:pStyle w:val="ListBullet"/>
+      </w:pPr>
+      <w:r>
+        <w:rPr>
+          <w:rFonts w:ascii="Calibri" w:hAnsi="Calibri" w:eastAsia="Calibri"/>
+          <w:sz w:val="22"/>
+        </w:rPr>
+        <w:t>RFC 7797 – JWS Unencoded Payload Option (b64=false)</w:t>
+      </w:r>
+    </w:p>
+    <w:p>
+      <w:pPr>
+        <w:pStyle w:val="ListBullet"/>
+      </w:pPr>
+      <w:r>
+        <w:rPr>
+          <w:rFonts w:ascii="Calibri" w:hAnsi="Calibri" w:eastAsia="Calibri"/>
+          <w:sz w:val="22"/>
+        </w:rPr>
+        <w:t>RFC 8785 – JSON Canonicalization Scheme (JCS)</w:t>
+      </w:r>
+    </w:p>
+    <w:p>
+      <w:pPr>
+        <w:pStyle w:val="ListBullet"/>
+      </w:pPr>
+      <w:r>
+        <w:rPr>
+          <w:rFonts w:ascii="Calibri" w:hAnsi="Calibri" w:eastAsia="Calibri"/>
+          <w:sz w:val="22"/>
+        </w:rPr>
+        <w:t>ETSI TS 119 182-1/-2 – JAdES (JSON Advanced Electronic Signatures)</w:t>
+      </w:r>
+    </w:p>
+    <w:p>
+      <w:pPr>
+        <w:pStyle w:val="ListBullet"/>
+      </w:pPr>
+      <w:r>
+        <w:rPr>
+          <w:rFonts w:ascii="Calibri" w:hAnsi="Calibri" w:eastAsia="Calibri"/>
+          <w:sz w:val="22"/>
+        </w:rPr>
+        <w:t>ETSI EN 319 102-1 – Electronic Signatures and Infrastructures (DSS) – General Guidance</w:t>
       </w:r>
     </w:p>
     <w:p>
@@ -46,31 +155,331 @@
         <w:pStyle w:val="Heading1"/>
       </w:pPr>
       <w:r>
-        <w:t>2. Signaturerstellung (sign)</w:t>
+        <w:t>2. SignCmd – Signaturerstellung</w:t>
+      </w:r>
+    </w:p>
+    <w:p>
+      <w:r>
+        <w:rPr>
+          <w:rFonts w:ascii="Calibri" w:hAnsi="Calibri" w:eastAsia="Calibri"/>
+          <w:b w:val="0"/>
+          <w:i w:val="0"/>
+          <w:sz w:val="22"/>
+        </w:rPr>
+        <w:t>Mit dem Befehl „sign“ wird eine Signatur über einen Payload im JSON Web Signature Format erzeugt. Das Ergebnis kann entweder in kompaktem JWS-Format oder als JSON-Serialisierung ausgegeben werden.</w:t>
+      </w:r>
+    </w:p>
+    <w:p>
+      <w:r>
+        <w:rPr>
+          <w:rFonts w:ascii="Calibri" w:hAnsi="Calibri" w:eastAsia="Calibri"/>
+          <w:b w:val="0"/>
+          <w:i w:val="0"/>
+          <w:sz w:val="22"/>
+        </w:rPr>
+        <w:t>Die Signaturerstellung erfolgt vollständig RFC-konform. Optional kann der Payload gemäß RFC 8785 (JSON Canonicalization Scheme) kanonisiert werden, bevor er signiert wird.</w:t>
+      </w:r>
+    </w:p>
+    <w:p>
+      <w:r>
+        <w:rPr>
+          <w:rFonts w:ascii="Calibri" w:hAnsi="Calibri" w:eastAsia="Calibri"/>
+          <w:b w:val="0"/>
+          <w:i w:val="0"/>
+          <w:sz w:val="22"/>
+        </w:rPr>
+        <w:t>Parameterübersicht:</w:t>
       </w:r>
     </w:p>
     <w:p>
       <w:pPr>
-        <w:jc w:val="left"/>
+        <w:pStyle w:val="ListBullet"/>
       </w:pPr>
       <w:r>
-        <w:t>Das Kommando 'sign' erzeugt eine digitale Signatur aus einer Eingabedatei.</w:t>
+        <w:rPr>
+          <w:rFonts w:ascii="Calibri" w:hAnsi="Calibri" w:eastAsia="Calibri"/>
+          <w:sz w:val="22"/>
+        </w:rPr>
+        <w:t>--alg &lt;RS512|PS512|ES256|ES384|ES512&gt; – Algorithmus (JWA-konform)</w:t>
       </w:r>
     </w:p>
     <w:p>
       <w:pPr>
-        <w:jc w:val="left"/>
+        <w:pStyle w:val="ListBullet"/>
       </w:pPr>
       <w:r>
-        <w:t>Es werden sowohl Compact- als auch JSON-Serialisierungen unterstützt. Optional sind Detached Signaturen, RFC 7797 (b64=false) und flexible Protected Header über JSON-Dateien möglich.</w:t>
+        <w:rPr>
+          <w:rFonts w:ascii="Calibri" w:hAnsi="Calibri" w:eastAsia="Calibri"/>
+          <w:sz w:val="22"/>
+        </w:rPr>
+        <w:t>--payload &lt;Datei&gt; – Eingabedatei, deren Inhalt signiert wird</w:t>
       </w:r>
     </w:p>
     <w:p>
       <w:pPr>
-        <w:jc w:val="left"/>
+        <w:pStyle w:val="ListBullet"/>
       </w:pPr>
       <w:r>
-        <w:t>Die Anwendung gibt den finalen Protected Header immer auf der Konsole aus – sowohl als formatiertes JSON als auch Base64URL.</w:t>
+        <w:rPr>
+          <w:rFonts w:ascii="Calibri" w:hAnsi="Calibri" w:eastAsia="Calibri"/>
+          <w:sz w:val="22"/>
+        </w:rPr>
+        <w:t>--out-format &lt;compact|json&gt; – Ausgabeformat der Signatur</w:t>
+      </w:r>
+    </w:p>
+    <w:p>
+      <w:pPr>
+        <w:pStyle w:val="ListBullet"/>
+      </w:pPr>
+      <w:r>
+        <w:rPr>
+          <w:rFonts w:ascii="Calibri" w:hAnsi="Calibri" w:eastAsia="Calibri"/>
+          <w:sz w:val="22"/>
+        </w:rPr>
+        <w:t>--out &lt;Datei&gt; – Zieldatei für die erzeugte Signatur</w:t>
+      </w:r>
+    </w:p>
+    <w:p>
+      <w:pPr>
+        <w:pStyle w:val="ListBullet"/>
+      </w:pPr>
+      <w:r>
+        <w:rPr>
+          <w:rFonts w:ascii="Calibri" w:hAnsi="Calibri" w:eastAsia="Calibri"/>
+          <w:sz w:val="22"/>
+        </w:rPr>
+        <w:t>--key-dir, --key-file – privater Schlüssel aus Datei (PEM, XML, HEX)</w:t>
+      </w:r>
+    </w:p>
+    <w:p>
+      <w:pPr>
+        <w:pStyle w:val="ListBullet"/>
+      </w:pPr>
+      <w:r>
+        <w:rPr>
+          <w:rFonts w:ascii="Calibri" w:hAnsi="Calibri" w:eastAsia="Calibri"/>
+          <w:sz w:val="22"/>
+        </w:rPr>
+        <w:t>--keystore, --keystoreType, --keystorePassword, --keyAlias, --keyPassword – privater Schlüssel aus Keystore (PKCS12/JKS)</w:t>
+      </w:r>
+    </w:p>
+    <w:p>
+      <w:pPr>
+        <w:pStyle w:val="ListBullet"/>
+      </w:pPr>
+      <w:r>
+        <w:rPr>
+          <w:rFonts w:ascii="Calibri" w:hAnsi="Calibri" w:eastAsia="Calibri"/>
+          <w:sz w:val="22"/>
+        </w:rPr>
+        <w:t>--cert-dir, --cert-file – Zertifikatskette (x5c) optional einbetten</w:t>
+      </w:r>
+    </w:p>
+    <w:p>
+      <w:pPr>
+        <w:pStyle w:val="ListBullet"/>
+      </w:pPr>
+      <w:r>
+        <w:rPr>
+          <w:rFonts w:ascii="Calibri" w:hAnsi="Calibri" w:eastAsia="Calibri"/>
+          <w:sz w:val="22"/>
+        </w:rPr>
+        <w:t>--x5u &lt;URL&gt; – Zertifikatsreferenz (x5u-Header)</w:t>
+      </w:r>
+    </w:p>
+    <w:p>
+      <w:pPr>
+        <w:pStyle w:val="ListBullet"/>
+      </w:pPr>
+      <w:r>
+        <w:rPr>
+          <w:rFonts w:ascii="Calibri" w:hAnsi="Calibri" w:eastAsia="Calibri"/>
+          <w:sz w:val="22"/>
+        </w:rPr>
+        <w:t>--detached – Detached-Signatur (Payload wird nicht eingebettet)</w:t>
+      </w:r>
+    </w:p>
+    <w:p>
+      <w:pPr>
+        <w:pStyle w:val="ListBullet"/>
+      </w:pPr>
+      <w:r>
+        <w:rPr>
+          <w:rFonts w:ascii="Calibri" w:hAnsi="Calibri" w:eastAsia="Calibri"/>
+          <w:sz w:val="22"/>
+        </w:rPr>
+        <w:t>--b64false – Verwendung von RFC 7797 (unencoded payload); setzt 'b64=false' und 'crit':['b64']</w:t>
+      </w:r>
+    </w:p>
+    <w:p>
+      <w:pPr>
+        <w:pStyle w:val="ListBullet"/>
+      </w:pPr>
+      <w:r>
+        <w:rPr>
+          <w:rFonts w:ascii="Calibri" w:hAnsi="Calibri" w:eastAsia="Calibri"/>
+          <w:sz w:val="22"/>
+        </w:rPr>
+        <w:t>--protectedHeaderFile &lt;json&gt; – zusätzliche oder überschreibende Protected-Header-Einträge</w:t>
+      </w:r>
+    </w:p>
+    <w:p>
+      <w:pPr>
+        <w:pStyle w:val="ListBullet"/>
+      </w:pPr>
+      <w:r>
+        <w:rPr>
+          <w:rFonts w:ascii="Calibri" w:hAnsi="Calibri" w:eastAsia="Calibri"/>
+          <w:sz w:val="22"/>
+        </w:rPr>
+        <w:t>--sub, --sigT – Setzt Claims für Subject und Signaturzeit (CURRENT = aktuelle UTC-Zeit)</w:t>
+      </w:r>
+    </w:p>
+    <w:p>
+      <w:pPr>
+        <w:pStyle w:val="ListBullet"/>
+      </w:pPr>
+      <w:r>
+        <w:rPr>
+          <w:rFonts w:ascii="Calibri" w:hAnsi="Calibri" w:eastAsia="Calibri"/>
+          <w:sz w:val="22"/>
+        </w:rPr>
+        <w:t>--canonicalize-payload jcs – Payload-Kanonisierung gemäß RFC 8785 (JCS)</w:t>
+      </w:r>
+    </w:p>
+    <w:p>
+      <w:r>
+        <w:rPr>
+          <w:rFonts w:ascii="Calibri" w:hAnsi="Calibri" w:eastAsia="Calibri"/>
+          <w:b w:val="0"/>
+          <w:i w:val="0"/>
+          <w:sz w:val="22"/>
+        </w:rPr>
+        <w:t>Zugehörige Spezifikationen:</w:t>
+      </w:r>
+    </w:p>
+    <w:p>
+      <w:pPr>
+        <w:pStyle w:val="ListBullet"/>
+      </w:pPr>
+      <w:r>
+        <w:rPr>
+          <w:rFonts w:ascii="Calibri" w:hAnsi="Calibri" w:eastAsia="Calibri"/>
+          <w:sz w:val="22"/>
+        </w:rPr>
+        <w:t>JWS Struktur und Serialisierung – RFC 7515 §§3–5</w:t>
+      </w:r>
+    </w:p>
+    <w:p>
+      <w:pPr>
+        <w:pStyle w:val="ListBullet"/>
+      </w:pPr>
+      <w:r>
+        <w:rPr>
+          <w:rFonts w:ascii="Calibri" w:hAnsi="Calibri" w:eastAsia="Calibri"/>
+          <w:sz w:val="22"/>
+        </w:rPr>
+        <w:t>Signaturalgorithmen – RFC 7518</w:t>
+      </w:r>
+    </w:p>
+    <w:p>
+      <w:pPr>
+        <w:pStyle w:val="ListBullet"/>
+      </w:pPr>
+      <w:r>
+        <w:rPr>
+          <w:rFonts w:ascii="Calibri" w:hAnsi="Calibri" w:eastAsia="Calibri"/>
+          <w:sz w:val="22"/>
+        </w:rPr>
+        <w:t>Unencoded Payloads – RFC 7797</w:t>
+      </w:r>
+    </w:p>
+    <w:p>
+      <w:pPr>
+        <w:pStyle w:val="ListBullet"/>
+      </w:pPr>
+      <w:r>
+        <w:rPr>
+          <w:rFonts w:ascii="Calibri" w:hAnsi="Calibri" w:eastAsia="Calibri"/>
+          <w:sz w:val="22"/>
+        </w:rPr>
+        <w:t>Payload-Kanonisierung – RFC 8785</w:t>
+      </w:r>
+    </w:p>
+    <w:p>
+      <w:pPr>
+        <w:pStyle w:val="ListBullet"/>
+      </w:pPr>
+      <w:r>
+        <w:rPr>
+          <w:rFonts w:ascii="Calibri" w:hAnsi="Calibri" w:eastAsia="Calibri"/>
+          <w:sz w:val="22"/>
+        </w:rPr>
+        <w:t>JAdES-Kompatibilität – ETSI TS 119 182</w:t>
+      </w:r>
+    </w:p>
+    <w:p>
+      <w:r>
+        <w:rPr>
+          <w:rFonts w:ascii="Calibri" w:hAnsi="Calibri" w:eastAsia="Calibri"/>
+          <w:b w:val="0"/>
+          <w:i w:val="0"/>
+          <w:sz w:val="22"/>
+        </w:rPr>
+        <w:t>Beispiele:</w:t>
+      </w:r>
+    </w:p>
+    <w:p>
+      <w:r>
+        <w:rPr>
+          <w:rFonts w:ascii="Consolas" w:hAnsi="Consolas" w:eastAsia="Consolas"/>
+          <w:sz w:val="20"/>
+        </w:rPr>
+        <w:t>java -jar SigningAuthorisation.jar sign --alg PS512 --payload C:\data\invoice.json --key-dir C:\keys --key-file signer.pem --out-format compact --out C:\sig\invoice.jws</w:t>
+      </w:r>
+    </w:p>
+    <w:p>
+      <w:r>
+        <w:rPr>
+          <w:rFonts w:ascii="Consolas" w:hAnsi="Consolas" w:eastAsia="Consolas"/>
+          <w:sz w:val="20"/>
+        </w:rPr>
+        <w:t>java -jar SigningAuthorisation.jar sign --alg ES256 --payload C:\data\obj.json --canonicalize-payload jcs --detached --b64false --key-dir C:\keys --key-file ec.pem --out-format json --out C:\sig\obj_es256.json</w:t>
+      </w:r>
+    </w:p>
+    <w:p>
+      <w:r>
+        <w:rPr>
+          <w:rFonts w:ascii="Calibri" w:hAnsi="Calibri" w:eastAsia="Calibri"/>
+          <w:b w:val="0"/>
+          <w:i w:val="0"/>
+          <w:sz w:val="22"/>
+        </w:rPr>
+        <w:t>Erläuterung der zusätzlichen Ausgabedateien:</w:t>
+      </w:r>
+    </w:p>
+    <w:p>
+      <w:pPr>
+        <w:pStyle w:val="ListBullet"/>
+      </w:pPr>
+      <w:r>
+        <w:rPr>
+          <w:rFonts w:ascii="Calibri" w:hAnsi="Calibri" w:eastAsia="Calibri"/>
+          <w:sz w:val="22"/>
+        </w:rPr>
+        <w:t>JSON4Signature&lt;OutName&gt; – Enthält den tatsächlich signierten Payload als UTF‑8‑Text (z. B. nach JCS-Kanonisierung).</w:t>
+      </w:r>
+    </w:p>
+    <w:p>
+      <w:pPr>
+        <w:pStyle w:val="ListBullet"/>
+      </w:pPr>
+      <w:r>
+        <w:rPr>
+          <w:rFonts w:ascii="Calibri" w:hAnsi="Calibri" w:eastAsia="Calibri"/>
+          <w:sz w:val="22"/>
+        </w:rPr>
+        <w:t>HASH4Signature&lt;OutName&gt; – Enthält den Hashwert (Hex-Darstellung) des tatsächlichen Signing‑Inputs (ProtectedHeader + '.' + Payload).</w:t>
       </w:r>
     </w:p>
     <w:p>
@@ -78,305 +487,162 @@
         <w:pStyle w:val="Heading1"/>
       </w:pPr>
       <w:r>
-        <w:t>2.1 Parameterübersicht (sign)</w:t>
+        <w:t>3. VerifyCmd – Signaturprüfung</w:t>
+      </w:r>
+    </w:p>
+    <w:p>
+      <w:r>
+        <w:rPr>
+          <w:rFonts w:ascii="Calibri" w:hAnsi="Calibri" w:eastAsia="Calibri"/>
+          <w:b w:val="0"/>
+          <w:i w:val="0"/>
+          <w:sz w:val="22"/>
+        </w:rPr>
+        <w:t>Mit dem Befehl „verify“ können sowohl einfache kryptografische JWS-Signaturen als auch eIDAS-/JAdES-konforme Signaturen geprüft werden.</w:t>
+      </w:r>
+    </w:p>
+    <w:p>
+      <w:r>
+        <w:rPr>
+          <w:rFonts w:ascii="Calibri" w:hAnsi="Calibri" w:eastAsia="Calibri"/>
+          <w:b w:val="0"/>
+          <w:i w:val="0"/>
+          <w:sz w:val="22"/>
+        </w:rPr>
+        <w:t>Die Anwendung unterstützt sowohl eingebettete als auch detached Signaturen und kann – bei aktivierter Option – den Payload vor der Prüfung kanonisieren.</w:t>
+      </w:r>
+    </w:p>
+    <w:p>
+      <w:r>
+        <w:rPr>
+          <w:rFonts w:ascii="Calibri" w:hAnsi="Calibri" w:eastAsia="Calibri"/>
+          <w:b w:val="0"/>
+          <w:i w:val="0"/>
+          <w:sz w:val="22"/>
+        </w:rPr>
+        <w:t>Parameterübersicht:</w:t>
       </w:r>
     </w:p>
     <w:p>
       <w:pPr>
-        <w:jc w:val="left"/>
+        <w:pStyle w:val="ListBullet"/>
       </w:pPr>
       <w:r>
-        <w:t>--alg &lt;Algorithmus&gt; (Pflicht)</w:t>
-        <w:br/>
-        <w:t xml:space="preserve">    RS512 | PS512 | ES256 | ES384 | ES512</w:t>
+        <w:rPr>
+          <w:rFonts w:ascii="Calibri" w:hAnsi="Calibri" w:eastAsia="Calibri"/>
+          <w:sz w:val="22"/>
+        </w:rPr>
+        <w:t>--mode &lt;crypto|eidas&gt; – Prüfmodus (rein kryptografisch oder eIDAS-konform)</w:t>
       </w:r>
     </w:p>
     <w:p>
       <w:pPr>
-        <w:jc w:val="left"/>
+        <w:pStyle w:val="ListBullet"/>
       </w:pPr>
       <w:r>
-        <w:t>--payload &lt;Datei&gt; (Pflicht)</w:t>
-        <w:br/>
-        <w:t xml:space="preserve">    Zu signierende Datei.</w:t>
+        <w:rPr>
+          <w:rFonts w:ascii="Calibri" w:hAnsi="Calibri" w:eastAsia="Calibri"/>
+          <w:sz w:val="22"/>
+        </w:rPr>
+        <w:t>--alg &lt;...&gt; – Algorithmus</w:t>
       </w:r>
     </w:p>
     <w:p>
       <w:pPr>
-        <w:jc w:val="left"/>
+        <w:pStyle w:val="ListBullet"/>
       </w:pPr>
       <w:r>
-        <w:t>--out-format &lt;Format&gt; (Pflicht)</w:t>
-        <w:br/>
-        <w:t xml:space="preserve">    compact | json</w:t>
+        <w:rPr>
+          <w:rFonts w:ascii="Calibri" w:hAnsi="Calibri" w:eastAsia="Calibri"/>
+          <w:sz w:val="22"/>
+        </w:rPr>
+        <w:t>--in &lt;Datei&gt; – Eingabedatei (JWS oder JSON)</w:t>
       </w:r>
     </w:p>
     <w:p>
       <w:pPr>
-        <w:jc w:val="left"/>
+        <w:pStyle w:val="ListBullet"/>
       </w:pPr>
       <w:r>
-        <w:t>--out &lt;Datei&gt; (Pflicht)</w:t>
-        <w:br/>
-        <w:t xml:space="preserve">    Zielausgabedatei für die erzeugte Signatur.</w:t>
+        <w:rPr>
+          <w:rFonts w:ascii="Calibri" w:hAnsi="Calibri" w:eastAsia="Calibri"/>
+          <w:sz w:val="22"/>
+        </w:rPr>
+        <w:t>--pub-dir, --pub-file – öffentlicher Schlüssel oder Zertifikat</w:t>
       </w:r>
     </w:p>
     <w:p>
       <w:pPr>
-        <w:jc w:val="left"/>
+        <w:pStyle w:val="ListBullet"/>
       </w:pPr>
       <w:r>
-        <w:t>--key-dir, --key-file</w:t>
-        <w:br/>
-        <w:t xml:space="preserve">    Pfad und Name einer Schlüsseldatei (PEM, XML, HEX etc.).</w:t>
+        <w:rPr>
+          <w:rFonts w:ascii="Calibri" w:hAnsi="Calibri" w:eastAsia="Calibri"/>
+          <w:sz w:val="22"/>
+        </w:rPr>
+        <w:t>--detached – Detached-Signaturprüfung</w:t>
       </w:r>
     </w:p>
     <w:p>
       <w:pPr>
-        <w:jc w:val="left"/>
+        <w:pStyle w:val="ListBullet"/>
       </w:pPr>
       <w:r>
-        <w:t>--keystore, --keystoreType, --keystorePassword, --keyAlias, --keyPassword</w:t>
-        <w:br/>
-        <w:t xml:space="preserve">    Alternativ: Signatur über Keystore (PKCS12/JKS).</w:t>
+        <w:rPr>
+          <w:rFonts w:ascii="Calibri" w:hAnsi="Calibri" w:eastAsia="Calibri"/>
+          <w:sz w:val="22"/>
+        </w:rPr>
+        <w:t>--payload &lt;Datei&gt; – Original-Payload (bei detached/b64=false erforderlich)</w:t>
       </w:r>
     </w:p>
     <w:p>
       <w:pPr>
-        <w:jc w:val="left"/>
+        <w:pStyle w:val="ListBullet"/>
       </w:pPr>
       <w:r>
-        <w:t>--protectedHeaderFile &lt;Datei&gt;</w:t>
-        <w:br/>
-        <w:t xml:space="preserve">    JSON-Datei zur Ergänzung oder Überschreibung von Header-Claims.</w:t>
+        <w:rPr>
+          <w:rFonts w:ascii="Calibri" w:hAnsi="Calibri" w:eastAsia="Calibri"/>
+          <w:sz w:val="22"/>
+        </w:rPr>
+        <w:t>--canonicalize-payload jcs – Kanonisierung des Payloads vor der Prüfung</w:t>
       </w:r>
     </w:p>
     <w:p>
-      <w:pPr>
-        <w:jc w:val="left"/>
-      </w:pPr>
       <w:r>
-        <w:t>--sub &lt;Wert&gt;</w:t>
-        <w:br/>
-        <w:t xml:space="preserve">    Claim 'sub' (Subject). Wird automatisch zu 'crit' hinzugefügt.</w:t>
+        <w:rPr>
+          <w:rFonts w:ascii="Calibri" w:hAnsi="Calibri" w:eastAsia="Calibri"/>
+          <w:b w:val="0"/>
+          <w:i w:val="0"/>
+          <w:sz w:val="22"/>
+        </w:rPr>
+        <w:t>Beispiele:</w:t>
       </w:r>
     </w:p>
     <w:p>
-      <w:pPr>
-        <w:jc w:val="left"/>
-      </w:pPr>
       <w:r>
-        <w:t>--sigT &lt;Wert&gt;</w:t>
-        <w:br/>
-        <w:t xml:space="preserve">    Claim 'sigT' (Signature Time). Wert 'CURRENT' erzeugt aktuelle UTC-Zeit.</w:t>
+        <w:rPr>
+          <w:rFonts w:ascii="Consolas" w:hAnsi="Consolas" w:eastAsia="Consolas"/>
+          <w:sz w:val="20"/>
+        </w:rPr>
+        <w:t>java -jar SigningAuthorisation.jar verify --mode crypto --alg RS512 --in C:\sig\invoice.jws --pub-dir C:\certs --pub-file signer_cert.pem</w:t>
       </w:r>
     </w:p>
     <w:p>
-      <w:pPr>
-        <w:jc w:val="left"/>
-      </w:pPr>
       <w:r>
-        <w:t>--b64false</w:t>
-        <w:br/>
-        <w:t xml:space="preserve">    RFC 7797: Setzt 'b64=false' im Protected Header und fügt 'b64' zu 'crit' hinzu.</w:t>
+        <w:rPr>
+          <w:rFonts w:ascii="Consolas" w:hAnsi="Consolas" w:eastAsia="Consolas"/>
+          <w:sz w:val="20"/>
+        </w:rPr>
+        <w:t>java -jar SigningAuthorisation.jar verify --mode crypto --alg ES256 --in C:\sig\obj_es256.json --detached --payload C:\data\obj.json --canonicalize-payload jcs --pub-dir C:\pub --pub-file ec_public.pem</w:t>
       </w:r>
     </w:p>
     <w:p>
-      <w:pPr>
-        <w:jc w:val="left"/>
-      </w:pPr>
       <w:r>
-        <w:t>--detached</w:t>
-        <w:br/>
-        <w:t xml:space="preserve">    Erzeugt Detached-Signatur (Payload nicht eingebettet).</w:t>
-      </w:r>
-    </w:p>
-    <w:p>
-      <w:pPr>
-        <w:jc w:val="left"/>
-      </w:pPr>
-      <w:r>
-        <w:t>--cert-dir, --cert-file, --x5u</w:t>
-        <w:br/>
-        <w:t xml:space="preserve">    Optional: Zertifikate (x5c) oder Referenz (x5u).</w:t>
-      </w:r>
-    </w:p>
-    <w:p>
-      <w:pPr>
-        <w:pStyle w:val="Heading1"/>
-      </w:pPr>
-      <w:r>
-        <w:t>2.2 Beispiele (sign)</w:t>
-      </w:r>
-    </w:p>
-    <w:p>
-      <w:pPr>
-        <w:jc w:val="left"/>
-      </w:pPr>
-      <w:r>
-        <w:t>1) Einfaches Signieren mit privatem PEM-Schlüssel:</w:t>
-        <w:br/>
-        <w:t xml:space="preserve">   java -jar SigningAuthorisation.jar sign --alg PS512 --payload C:\data\invoice.json --key-dir C:\keys --key-file priv.pem --out-format compact --out C:\signatures\invoice.jws</w:t>
-      </w:r>
-    </w:p>
-    <w:p>
-      <w:pPr>
-        <w:jc w:val="left"/>
-      </w:pPr>
-      <w:r>
-        <w:t>2) Signieren mit Keystore (PKCS12):</w:t>
-        <w:br/>
-        <w:t xml:space="preserve">   java -jar SigningAuthorisation.jar sign --alg RS512 --payload C:\data\report.pdf --keystore C:\keys\signer.p12 --keystorePassword geheim --keyAlias mykey --out-format json --out C:\signatures\report.json</w:t>
-      </w:r>
-    </w:p>
-    <w:p>
-      <w:pPr>
-        <w:jc w:val="left"/>
-      </w:pPr>
-      <w:r>
-        <w:t>3) Signieren mit Protected Header-Datei:</w:t>
-        <w:br/>
-        <w:t xml:space="preserve">   java -jar SigningAuthorisation.jar sign --alg PS512 --payload C:\data\contract.json --key-dir C:\keys --key-file rsa_key.pem --protectedHeaderFile C:\cfg\header.json --sigT CURRENT --sub Resource-Id-555 --out-format json --out C:\signatures\contract_ps512.json</w:t>
-      </w:r>
-    </w:p>
-    <w:p>
-      <w:pPr>
-        <w:jc w:val="left"/>
-      </w:pPr>
-      <w:r>
-        <w:t>4) Detached Signatur (RFC 7797):</w:t>
-        <w:br/>
-        <w:t xml:space="preserve">   java -jar SigningAuthorisation.jar sign --alg ES256 --payload C:\data\message.txt --key-dir C:\keys --key-file ec_key.pem --detached --b64false --out-format json --out C:\signatures\message_es256.json</w:t>
-      </w:r>
-    </w:p>
-    <w:p>
-      <w:pPr>
-        <w:pStyle w:val="Heading1"/>
-      </w:pPr>
-      <w:r>
-        <w:t>3. Verifikation (verify)</w:t>
-      </w:r>
-    </w:p>
-    <w:p>
-      <w:pPr>
-        <w:jc w:val="left"/>
-      </w:pPr>
-      <w:r>
-        <w:t>Das Kommando 'verify' überprüft JWS/JAdES-Signaturen. Es kann rein kryptografisch ('crypto') oder eIDAS-basiert ('eidas') arbeiten.</w:t>
-      </w:r>
-    </w:p>
-    <w:p>
-      <w:pPr>
-        <w:jc w:val="left"/>
-      </w:pPr>
-      <w:r>
-        <w:t>Bei Detached- oder b64=false-Signaturen muss die Originaldatei mit --payload angegeben werden.</w:t>
-      </w:r>
-    </w:p>
-    <w:p>
-      <w:pPr>
-        <w:pStyle w:val="Heading1"/>
-      </w:pPr>
-      <w:r>
-        <w:t>3.1 Parameterübersicht (verify)</w:t>
-      </w:r>
-    </w:p>
-    <w:p>
-      <w:pPr>
-        <w:jc w:val="left"/>
-      </w:pPr>
-      <w:r>
-        <w:t>--mode &lt;crypto|eidas&gt; (Pflicht)</w:t>
-        <w:br/>
-        <w:t xml:space="preserve">    Prüfmodus.</w:t>
-      </w:r>
-    </w:p>
-    <w:p>
-      <w:pPr>
-        <w:jc w:val="left"/>
-      </w:pPr>
-      <w:r>
-        <w:t>--alg &lt;Algorithmus&gt; (Pflicht)</w:t>
-        <w:br/>
-        <w:t xml:space="preserve">    RS512 | PS512 | ES256 | ES384 | ES512</w:t>
-      </w:r>
-    </w:p>
-    <w:p>
-      <w:pPr>
-        <w:jc w:val="left"/>
-      </w:pPr>
-      <w:r>
-        <w:t>--in &lt;Signaturdatei&gt; (Pflicht)</w:t>
-        <w:br/>
-        <w:t xml:space="preserve">    Eingabe-Signaturdatei.</w:t>
-      </w:r>
-    </w:p>
-    <w:p>
-      <w:pPr>
-        <w:jc w:val="left"/>
-      </w:pPr>
-      <w:r>
-        <w:t>--pub-dir, --pub-file</w:t>
-        <w:br/>
-        <w:t xml:space="preserve">    Öffentlicher Schlüssel oder Zertifikat.</w:t>
-      </w:r>
-    </w:p>
-    <w:p>
-      <w:pPr>
-        <w:jc w:val="left"/>
-      </w:pPr>
-      <w:r>
-        <w:t>--detached</w:t>
-        <w:br/>
-        <w:t xml:space="preserve">    Bei Detached-Signaturen erforderlich.</w:t>
-      </w:r>
-    </w:p>
-    <w:p>
-      <w:pPr>
-        <w:jc w:val="left"/>
-      </w:pPr>
-      <w:r>
-        <w:t>--payload &lt;Datei&gt;</w:t>
-        <w:br/>
-        <w:t xml:space="preserve">    Originaldatei (erforderlich bei detached/b64=false).</w:t>
-      </w:r>
-    </w:p>
-    <w:p>
-      <w:pPr>
-        <w:pStyle w:val="Heading1"/>
-      </w:pPr>
-      <w:r>
-        <w:t>3.2 Beispiele (verify)</w:t>
-      </w:r>
-    </w:p>
-    <w:p>
-      <w:pPr>
-        <w:jc w:val="left"/>
-      </w:pPr>
-      <w:r>
-        <w:t>1) Crypto-Modus (eingebettet):</w:t>
-        <w:br/>
-        <w:t xml:space="preserve">   java -jar SigningAuthorisation.jar verify --mode crypto --alg PS512 --in C:\signatures\invoice.jws --pub-dir C:\certs --pub-file signer_cert.pem</w:t>
-      </w:r>
-    </w:p>
-    <w:p>
-      <w:pPr>
-        <w:jc w:val="left"/>
-      </w:pPr>
-      <w:r>
-        <w:t>2) Crypto-Modus (detached):</w:t>
-        <w:br/>
-        <w:t xml:space="preserve">   java -jar SigningAuthorisation.jar verify --mode crypto --alg RS512 --in C:\signatures\report.json --detached --payload C:\data\report.pdf --pub-dir C:\certs --pub-file signer_cert.pem</w:t>
-      </w:r>
-    </w:p>
-    <w:p>
-      <w:pPr>
-        <w:jc w:val="left"/>
-      </w:pPr>
-      <w:r>
-        <w:t>3) eIDAS-Modus:</w:t>
-        <w:br/>
-        <w:t xml:space="preserve">   java -jar SigningAuthorisation.jar verify --mode eidas --alg ES512 --in C:\signatures\contract_ps512.json</w:t>
+        <w:rPr>
+          <w:rFonts w:ascii="Consolas" w:hAnsi="Consolas" w:eastAsia="Consolas"/>
+          <w:sz w:val="20"/>
+        </w:rPr>
+        <w:t>java -jar SigningAuthorisation.jar verify --mode eidas --alg ES512 --in C:\sig\contract.json</w:t>
       </w:r>
     </w:p>
     <w:sectPr>
@@ -752,10 +1018,6 @@
     <w:name w:val="Normal"/>
     <w:qFormat/>
     <w:rsid w:val="00FC693F"/>
-    <w:rPr>
-      <w:rFonts w:ascii="Calibri" w:hAnsi="Calibri"/>
-      <w:sz w:val="22"/>
-    </w:rPr>
   </w:style>
   <w:style w:type="paragraph" w:styleId="Header">
     <w:name w:val="header"/>
